--- a/images/scans/100444/100444.docx
+++ b/images/scans/100444/100444.docx
@@ -214,23 +214,13 @@
         </w:rPr>
         <w:t xml:space="preserve"> </w:t>
       </w:r>
-      <w:proofErr w:type="gramStart"/>
-      <w:r>
-        <w:rPr>
-          <w:rFonts w:ascii="Times New Roman" w:eastAsia="Times New Roman" w:hAnsi="Times New Roman" w:cs="Times New Roman"/>
-          <w:kern w:val="0"/>
-          <w14:ligatures w14:val="none"/>
-        </w:rPr>
-        <w:t>I</w:t>
-      </w:r>
-      <w:proofErr w:type="gramEnd"/>
-      <w:r>
-        <w:rPr>
-          <w:rFonts w:ascii="Times New Roman" w:eastAsia="Times New Roman" w:hAnsi="Times New Roman" w:cs="Times New Roman"/>
-          <w:kern w:val="0"/>
-          <w14:ligatures w14:val="none"/>
-        </w:rPr>
-        <w:t xml:space="preserve"> got the letter from you with the stamps and the stuff. The stamps sure came in handy too—I didn’t have a one.</w:t>
+      <w:r>
+        <w:rPr>
+          <w:rFonts w:ascii="Times New Roman" w:eastAsia="Times New Roman" w:hAnsi="Times New Roman" w:cs="Times New Roman"/>
+          <w:kern w:val="0"/>
+          <w14:ligatures w14:val="none"/>
+        </w:rPr>
+        <w:t>I got the letter from you with the stamps and the stuff. The stamps sure came in handy too—I didn’t have a one.</w:t>
       </w:r>
     </w:p>
     <w:p>
@@ -411,7 +401,33 @@
           <w:kern w:val="0"/>
           <w14:ligatures w14:val="none"/>
         </w:rPr>
-        <w:t>Love,</w:t>
+        <w:t>Lot of Love</w:t>
+      </w:r>
+      <w:r>
+        <w:rPr>
+          <w:rFonts w:ascii="Times New Roman" w:eastAsia="Times New Roman" w:hAnsi="Times New Roman" w:cs="Times New Roman"/>
+          <w:kern w:val="0"/>
+          <w14:ligatures w14:val="none"/>
+        </w:rPr>
+        <w:t>,</w:t>
+      </w:r>
+    </w:p>
+    <w:p>
+      <w:pPr>
+        <w:spacing w:after="0" w:line="240" w:lineRule="auto"/>
+        <w:rPr>
+          <w:rFonts w:ascii="Times New Roman" w:eastAsia="Times New Roman" w:hAnsi="Times New Roman" w:cs="Times New Roman"/>
+          <w:kern w:val="0"/>
+          <w14:ligatures w14:val="none"/>
+        </w:rPr>
+      </w:pPr>
+      <w:r>
+        <w:rPr>
+          <w:rFonts w:ascii="Times New Roman" w:eastAsia="Times New Roman" w:hAnsi="Times New Roman" w:cs="Times New Roman"/>
+          <w:kern w:val="0"/>
+          <w14:ligatures w14:val="none"/>
+        </w:rPr>
+        <w:t>Your Son,</w:t>
       </w:r>
       <w:r>
         <w:rPr>
